--- a/negotiation-final-project/למידה_אישית_כותבת_3.docx
+++ b/negotiation-final-project/למידה_אישית_כותבת_3.docx
@@ -136,7 +136,7 @@
           <w:i w:val="0"/>
           <w:noProof/>
         </w:rPr>
-        <w:t xml:space="preserve"> עד הקורס נכנסתי למשא ומתן בלי לדעת מה אעשה אם לא נגיע להסכם. ראיתי בראיונות שזה ההבדל בין מנהלת שמרגישה בטוחה לבין מנהלת שמתחננת. רונית תיארה את המשא ומתן מול הספק כפעם הראשונה ש"הרגשתי שהחלופה שלי טובה משלהם", וח'אלד תיאר איך שינה את ה־BATNA של המועצה בעזרת דוח יומי לפיקוח. הבנתי ש־BATNA אינה נתון קבוע אלא משהו שבונים, וש־ZOPA נקבעת על ידי החלופות של שני הצדדים (הוכמן, 2026).</w:t>
+        <w:t xml:space="preserve"> עד הקורס נכנסתי למשא ומתן בלי לדעת מה אעשה אם לא נגיע להסכם. ראיתי בראיונות שזה ההבדל בין מנהלת שמרגישה בטוחה לבין מנהלת שמתחננת. רנא תיארה את המשא ומתן מול הספק כפעם הראשונה ש"הרגשתי שהחלופה שלי טובה משלהם", וח'אלד תיאר איך שינה את ה־BATNA של המועצה בעזרת דוח יומי לפיקוח. הבנתי ש־BATNA אינה נתון קבוע אלא משהו שבונים, וש־ZOPA נקבעת על ידי החלופות של שני הצדדים (הוכמן, 2026).</w:t>
       </w:r>
     </w:p>
     <w:p>
@@ -174,7 +174,7 @@
           <w:i w:val="0"/>
           <w:noProof/>
         </w:rPr>
-        <w:t xml:space="preserve"> חשבתי שטקטיקות במשא ומתן הן מניפולציה. בשיעור למדנו טקטיקות כמו התשה, כרסום ומדרג ניהולי (הוכמן, 2026), ובהתחלה הן הרתיעו אותי. בראיונות ראיתי שהמנהלים נתקלים בהן כל הזמן: הגזבר שפתח מחדש את ההסכם של סמיר, או ההנחיה של המחוז שפתחה את ההסכם של רונית עם הצוות. הבנתי שאני לא חייבת להשתמש בטקטיקות כאלה, אבל אני חייבת לזהות אותן כשמפעילים אותן עליי.</w:t>
+        <w:t xml:space="preserve"> חשבתי שטקטיקות במשא ומתן הן מניפולציה. בשיעור למדנו טקטיקות כמו התשה, כרסום ומדרג ניהולי (הוכמן, 2026), ובהתחלה הן הרתיעו אותי. בראיונות ראיתי שהמנהלים נתקלים בהן כל הזמן: הגזבר שפתח מחדש את ההסכם של סמיר, או ההנחיה של המחוז שפתחה את ההסכם של רנא עם הצוות. הבנתי שאני לא חייבת להשתמש בטקטיקות כאלה, אבל אני חייבת לזהות אותן כשמפעילים אותן עליי.</w:t>
       </w:r>
     </w:p>
     <w:p>
